--- a/project-report.docx
+++ b/project-report.docx
@@ -3214,27 +3214,23 @@
       </w:r>
     </w:p>
     <w:p>
-      <w:pPr>
-        <w:bidi/>
-        <w:ind w:firstLine="720"/>
-        <w:jc w:val="right"/>
-        <w:rPr>
-          <w:rFonts w:ascii="Calibri" w:eastAsia="Times New Roman" w:hAnsi="Calibri" w:cs="Calibri"/>
-          <w:b/>
-          <w:bCs/>
-        </w:rPr>
-      </w:pPr>
-      <w:hyperlink r:id="rId10">
+      <w:hyperlink r:id="rId10" w:history="1">
         <w:r>
           <w:rPr>
             <w:rStyle w:val="Hyperlink"/>
-            <w:rFonts w:ascii="Calibri" w:eastAsia="Times New Roman" w:hAnsi="Calibri" w:cs="Calibri"/>
           </w:rPr>
-          <w:t>https://app-seven-lyart-41.vercel.app/auth/login.html</w:t>
+          <w:t>social-hive-</w:t>
         </w:r>
+        <w:proofErr w:type="spellStart"/>
+        <w:r>
+          <w:rPr>
+            <w:rStyle w:val="Hyperlink"/>
+          </w:rPr>
+          <w:t>mocha.vercel.app</w:t>
+        </w:r>
+        <w:proofErr w:type="spellEnd"/>
       </w:hyperlink>
     </w:p>
-    <w:p/>
     <w:sectPr>
       <w:headerReference w:type="default" r:id="rId11"/>
       <w:footerReference w:type="default" r:id="rId12"/>
@@ -4936,6 +4932,18 @@
     <w:uiPriority w:val="99"/>
     <w:rsid w:val="000A795E"/>
   </w:style>
+  <w:style w:type="character" w:styleId="UnresolvedMention">
+    <w:name w:val="Unresolved Mention"/>
+    <w:basedOn w:val="DefaultParagraphFont"/>
+    <w:uiPriority w:val="99"/>
+    <w:semiHidden/>
+    <w:unhideWhenUsed/>
+    <w:rsid w:val="00CF23EB"/>
+    <w:rPr>
+      <w:color w:val="605E5C"/>
+      <w:shd w:val="clear" w:color="auto" w:fill="E1DFDD"/>
+    </w:rPr>
+  </w:style>
 </w:styles>
 </file>
 
